--- a/Portifolio_Modelagem_de_Dados.docx
+++ b/Portifolio_Modelagem_de_Dados.docx
@@ -831,7 +831,7 @@
           <w:r>
             <w:fldChar w:fldCharType="separate"/>
           </w:r>
-          <w:hyperlink w:anchor="_Toc243839874" w:history="1">
+          <w:hyperlink w:anchor="_Toc243845367" w:history="1">
             <w:r>
               <w:rPr>
                 <w:rStyle w:val="Hyperlink"/>
@@ -858,7 +858,7 @@
                 <w:noProof/>
                 <w:webHidden/>
               </w:rPr>
-              <w:instrText xml:space="preserve"> PAGEREF _Toc243839874 \h </w:instrText>
+              <w:instrText xml:space="preserve"> PAGEREF _Toc243845367 \h </w:instrText>
             </w:r>
             <w:r>
               <w:rPr>
@@ -904,7 +904,7 @@
               <w14:ligatures w14:val="standardContextual"/>
             </w:rPr>
           </w:pPr>
-          <w:hyperlink w:anchor="_Toc243839875" w:history="1">
+          <w:hyperlink w:anchor="_Toc243845368" w:history="1">
             <w:r>
               <w:rPr>
                 <w:rStyle w:val="Hyperlink"/>
@@ -931,7 +931,7 @@
                 <w:noProof/>
                 <w:webHidden/>
               </w:rPr>
-              <w:instrText xml:space="preserve"> PAGEREF _Toc243839875 \h </w:instrText>
+              <w:instrText xml:space="preserve"> PAGEREF _Toc243845368 \h </w:instrText>
             </w:r>
             <w:r>
               <w:rPr>
@@ -977,7 +977,7 @@
               <w14:ligatures w14:val="standardContextual"/>
             </w:rPr>
           </w:pPr>
-          <w:hyperlink w:anchor="_Toc243839876" w:history="1">
+          <w:hyperlink w:anchor="_Toc243845369" w:history="1">
             <w:r>
               <w:rPr>
                 <w:rStyle w:val="Hyperlink"/>
@@ -1004,7 +1004,7 @@
                 <w:noProof/>
                 <w:webHidden/>
               </w:rPr>
-              <w:instrText xml:space="preserve"> PAGEREF _Toc243839876 \h </w:instrText>
+              <w:instrText xml:space="preserve"> PAGEREF _Toc243845369 \h </w:instrText>
             </w:r>
             <w:r>
               <w:rPr>
@@ -1024,7 +1024,7 @@
                 <w:noProof/>
                 <w:webHidden/>
               </w:rPr>
-              <w:t>9</w:t>
+              <w:t>11</w:t>
             </w:r>
             <w:r>
               <w:rPr>
@@ -1050,7 +1050,7 @@
               <w14:ligatures w14:val="standardContextual"/>
             </w:rPr>
           </w:pPr>
-          <w:hyperlink w:anchor="_Toc243839877" w:history="1">
+          <w:hyperlink w:anchor="_Toc243845370" w:history="1">
             <w:r>
               <w:rPr>
                 <w:rStyle w:val="Hyperlink"/>
@@ -1077,7 +1077,7 @@
                 <w:noProof/>
                 <w:webHidden/>
               </w:rPr>
-              <w:instrText xml:space="preserve"> PAGEREF _Toc243839877 \h </w:instrText>
+              <w:instrText xml:space="preserve"> PAGEREF _Toc243845370 \h </w:instrText>
             </w:r>
             <w:r>
               <w:rPr>
@@ -1097,7 +1097,7 @@
                 <w:noProof/>
                 <w:webHidden/>
               </w:rPr>
-              <w:t>10</w:t>
+              <w:t>12</w:t>
             </w:r>
             <w:r>
               <w:rPr>
@@ -1123,7 +1123,7 @@
               <w14:ligatures w14:val="standardContextual"/>
             </w:rPr>
           </w:pPr>
-          <w:hyperlink w:anchor="_Toc243839878" w:history="1">
+          <w:hyperlink w:anchor="_Toc243845371" w:history="1">
             <w:r>
               <w:rPr>
                 <w:rStyle w:val="Hyperlink"/>
@@ -1150,7 +1150,7 @@
                 <w:noProof/>
                 <w:webHidden/>
               </w:rPr>
-              <w:instrText xml:space="preserve"> PAGEREF _Toc243839878 \h </w:instrText>
+              <w:instrText xml:space="preserve"> PAGEREF _Toc243845371 \h </w:instrText>
             </w:r>
             <w:r>
               <w:rPr>
@@ -1170,7 +1170,7 @@
                 <w:noProof/>
                 <w:webHidden/>
               </w:rPr>
-              <w:t>11</w:t>
+              <w:t>13</w:t>
             </w:r>
             <w:r>
               <w:rPr>
@@ -1196,7 +1196,7 @@
               <w14:ligatures w14:val="standardContextual"/>
             </w:rPr>
           </w:pPr>
-          <w:hyperlink w:anchor="_Toc243839879" w:history="1">
+          <w:hyperlink w:anchor="_Toc243845372" w:history="1">
             <w:r>
               <w:rPr>
                 <w:rStyle w:val="Hyperlink"/>
@@ -1223,7 +1223,7 @@
                 <w:noProof/>
                 <w:webHidden/>
               </w:rPr>
-              <w:instrText xml:space="preserve"> PAGEREF _Toc243839879 \h </w:instrText>
+              <w:instrText xml:space="preserve"> PAGEREF _Toc243845372 \h </w:instrText>
             </w:r>
             <w:r>
               <w:rPr>
@@ -1243,7 +1243,7 @@
                 <w:noProof/>
                 <w:webHidden/>
               </w:rPr>
-              <w:t>12</w:t>
+              <w:t>14</w:t>
             </w:r>
             <w:r>
               <w:rPr>
@@ -1289,7 +1289,7 @@
         <w:pStyle w:val="Ttulo1"/>
       </w:pPr>
       <w:bookmarkStart w:id="0" w:name="_ri61yezffzat" w:colFirst="0" w:colLast="0"/>
-      <w:bookmarkStart w:id="1" w:name="_Toc243839874"/>
+      <w:bookmarkStart w:id="1" w:name="_Toc243845367"/>
       <w:bookmarkEnd w:id="0"/>
       <w:r>
         <w:lastRenderedPageBreak/>
@@ -1426,7 +1426,7 @@
         <w:pStyle w:val="Ttulo1"/>
       </w:pPr>
       <w:bookmarkStart w:id="2" w:name="_6y9ul1fbk4p2" w:colFirst="0" w:colLast="0"/>
-      <w:bookmarkStart w:id="3" w:name="_Toc243839875"/>
+      <w:bookmarkStart w:id="3" w:name="_Toc243845368"/>
       <w:bookmarkEnd w:id="2"/>
       <w:r>
         <w:lastRenderedPageBreak/>
@@ -1638,14 +1638,7 @@
           <w:sz w:val="20"/>
           <w:szCs w:val="20"/>
         </w:rPr>
-        <w:t>A Tabela 1 apresenta o que foi planejado, e a Figura 1 mostra o resultado</w:t>
-      </w:r>
-      <w:r>
-        <w:rPr>
-          <w:sz w:val="20"/>
-          <w:szCs w:val="20"/>
-        </w:rPr>
-        <w:t>.</w:t>
+        <w:t>A Tabela 1 apresenta o que foi planejado, e as Figuras 1 a 4 mostram o resultado no MySQL Workbench.</w:t>
       </w:r>
     </w:p>
     <w:p>
@@ -1658,17 +1651,6 @@
           <w:szCs w:val="20"/>
         </w:rPr>
       </w:pPr>
-    </w:p>
-    <w:p>
-      <w:pPr>
-        <w:spacing w:before="200" w:after="200" w:line="360" w:lineRule="auto"/>
-        <w:ind w:firstLine="720"/>
-        <w:jc w:val="both"/>
-        <w:rPr>
-          <w:sz w:val="20"/>
-          <w:szCs w:val="20"/>
-        </w:rPr>
-      </w:pPr>
       <w:r>
         <w:rPr>
           <w:sz w:val="20"/>
@@ -1688,71 +1670,28 @@
           <w:sz w:val="20"/>
           <w:szCs w:val="20"/>
         </w:rPr>
-        <w:t xml:space="preserve">Configuração dos atributos, tipos de dados e restrições da tabela </w:t>
-      </w:r>
-      <w:proofErr w:type="spellStart"/>
-      <w:r>
-        <w:rPr>
-          <w:sz w:val="20"/>
-          <w:szCs w:val="20"/>
-        </w:rPr>
-        <w:t>Emprestimo</w:t>
-      </w:r>
-      <w:proofErr w:type="spellEnd"/>
-      <w:r>
-        <w:rPr>
-          <w:sz w:val="20"/>
-          <w:szCs w:val="20"/>
-        </w:rPr>
-        <w:t xml:space="preserve"> no MySQL Workbench</w:t>
-      </w:r>
-      <w:r>
-        <w:rPr>
-          <w:sz w:val="20"/>
-          <w:szCs w:val="20"/>
-        </w:rPr>
-        <w:t>.</w:t>
+        <w:t>Configuração da tabela Aluno no MySQL Workbench, com atributos, tipos de dados e restrições.</w:t>
       </w:r>
     </w:p>
     <w:p>
       <w:pPr>
         <w:spacing w:line="240" w:lineRule="auto"/>
         <w:rPr>
+          <w:sz w:val="20"/>
+          <w:szCs w:val="20"/>
+        </w:rPr>
+      </w:pPr>
+      <w:r>
+        <w:rPr>
           <w:noProof/>
           <w:sz w:val="20"/>
           <w:szCs w:val="20"/>
         </w:rPr>
-      </w:pPr>
-    </w:p>
-    <w:p>
-      <w:pPr>
-        <w:spacing w:line="240" w:lineRule="auto"/>
-        <w:rPr>
-          <w:noProof/>
-          <w:sz w:val="20"/>
-          <w:szCs w:val="20"/>
-        </w:rPr>
-      </w:pPr>
-    </w:p>
-    <w:p>
-      <w:pPr>
-        <w:spacing w:line="240" w:lineRule="auto"/>
-        <w:rPr>
-          <w:sz w:val="20"/>
-          <w:szCs w:val="20"/>
-        </w:rPr>
-      </w:pPr>
-      <w:r>
-        <w:rPr>
-          <w:noProof/>
-          <w:sz w:val="20"/>
-          <w:szCs w:val="20"/>
-        </w:rPr>
         <w:drawing>
-          <wp:inline distT="0" distB="0" distL="0" distR="0" wp14:anchorId="634B1899" wp14:editId="3473A4B5">
-            <wp:extent cx="3960000" cy="2631242"/>
+          <wp:inline distT="0" distB="0" distL="0" distR="0" wp14:anchorId="231F06C0" wp14:editId="5A734BE9">
+            <wp:extent cx="3960000" cy="2991398"/>
             <wp:effectExtent l="0" t="0" r="2540" b="0"/>
-            <wp:docPr id="714107078" name="Imagem 4"/>
+            <wp:docPr id="1407918185" name="Imagem 1"/>
             <wp:cNvGraphicFramePr>
               <a:graphicFrameLocks xmlns:a="http://schemas.openxmlformats.org/drawingml/2006/main" noChangeAspect="1"/>
             </wp:cNvGraphicFramePr>
@@ -1760,7 +1699,7 @@
               <a:graphicData uri="http://schemas.openxmlformats.org/drawingml/2006/picture">
                 <pic:pic xmlns:pic="http://schemas.openxmlformats.org/drawingml/2006/picture">
                   <pic:nvPicPr>
-                    <pic:cNvPr id="0" name="Picture 4"/>
+                    <pic:cNvPr id="0" name="Picture 1"/>
                     <pic:cNvPicPr>
                       <a:picLocks noChangeAspect="1" noChangeArrowheads="1"/>
                     </pic:cNvPicPr>
@@ -1781,7 +1720,7 @@
                   <pic:spPr bwMode="auto">
                     <a:xfrm>
                       <a:off x="0" y="0"/>
-                      <a:ext cx="3960000" cy="2631242"/>
+                      <a:ext cx="3960000" cy="2991398"/>
                     </a:xfrm>
                     <a:prstGeom prst="rect">
                       <a:avLst/>
@@ -1835,12 +1774,582 @@
           <w:szCs w:val="20"/>
         </w:rPr>
       </w:pPr>
-      <w:r>
-        <w:rPr>
-          <w:sz w:val="20"/>
-          <w:szCs w:val="20"/>
-        </w:rPr>
-        <w:lastRenderedPageBreak/>
+    </w:p>
+    <w:p>
+      <w:pPr>
+        <w:spacing w:before="200" w:after="200" w:line="360" w:lineRule="auto"/>
+        <w:ind w:firstLine="720"/>
+        <w:jc w:val="both"/>
+        <w:rPr>
+          <w:sz w:val="20"/>
+          <w:szCs w:val="20"/>
+        </w:rPr>
+      </w:pPr>
+      <w:r>
+        <w:rPr>
+          <w:sz w:val="20"/>
+          <w:szCs w:val="20"/>
+        </w:rPr>
+        <w:t xml:space="preserve">Figura </w:t>
+      </w:r>
+      <w:r>
+        <w:rPr>
+          <w:sz w:val="20"/>
+          <w:szCs w:val="20"/>
+        </w:rPr>
+        <w:t>2</w:t>
+      </w:r>
+      <w:r>
+        <w:rPr>
+          <w:sz w:val="20"/>
+          <w:szCs w:val="20"/>
+        </w:rPr>
+        <w:t xml:space="preserve"> – </w:t>
+      </w:r>
+      <w:r>
+        <w:rPr>
+          <w:sz w:val="20"/>
+          <w:szCs w:val="20"/>
+        </w:rPr>
+        <w:t>Configuração da tabela Livro no MySQL Workbench, com atributos, tipos de dados e restrições.</w:t>
+      </w:r>
+    </w:p>
+    <w:p>
+      <w:pPr>
+        <w:spacing w:line="240" w:lineRule="auto"/>
+        <w:rPr>
+          <w:sz w:val="20"/>
+          <w:szCs w:val="20"/>
+        </w:rPr>
+      </w:pPr>
+      <w:r>
+        <w:rPr>
+          <w:noProof/>
+          <w:sz w:val="20"/>
+          <w:szCs w:val="20"/>
+        </w:rPr>
+        <w:drawing>
+          <wp:inline distT="0" distB="0" distL="0" distR="0" wp14:anchorId="21A3B9D1" wp14:editId="4BC6DC24">
+            <wp:extent cx="3960000" cy="2991398"/>
+            <wp:effectExtent l="0" t="0" r="2540" b="0"/>
+            <wp:docPr id="1281369320" name="Imagem 2"/>
+            <wp:cNvGraphicFramePr>
+              <a:graphicFrameLocks xmlns:a="http://schemas.openxmlformats.org/drawingml/2006/main" noChangeAspect="1"/>
+            </wp:cNvGraphicFramePr>
+            <a:graphic xmlns:a="http://schemas.openxmlformats.org/drawingml/2006/main">
+              <a:graphicData uri="http://schemas.openxmlformats.org/drawingml/2006/picture">
+                <pic:pic xmlns:pic="http://schemas.openxmlformats.org/drawingml/2006/picture">
+                  <pic:nvPicPr>
+                    <pic:cNvPr id="0" name="Picture 2"/>
+                    <pic:cNvPicPr>
+                      <a:picLocks noChangeAspect="1" noChangeArrowheads="1"/>
+                    </pic:cNvPicPr>
+                  </pic:nvPicPr>
+                  <pic:blipFill>
+                    <a:blip r:embed="rId15">
+                      <a:extLst>
+                        <a:ext uri="{28A0092B-C50C-407E-A947-70E740481C1C}">
+                          <a14:useLocalDpi xmlns:a14="http://schemas.microsoft.com/office/drawing/2010/main" val="0"/>
+                        </a:ext>
+                      </a:extLst>
+                    </a:blip>
+                    <a:srcRect/>
+                    <a:stretch>
+                      <a:fillRect/>
+                    </a:stretch>
+                  </pic:blipFill>
+                  <pic:spPr bwMode="auto">
+                    <a:xfrm>
+                      <a:off x="0" y="0"/>
+                      <a:ext cx="3960000" cy="2991398"/>
+                    </a:xfrm>
+                    <a:prstGeom prst="rect">
+                      <a:avLst/>
+                    </a:prstGeom>
+                    <a:noFill/>
+                    <a:ln>
+                      <a:noFill/>
+                    </a:ln>
+                  </pic:spPr>
+                </pic:pic>
+              </a:graphicData>
+            </a:graphic>
+          </wp:inline>
+        </w:drawing>
+      </w:r>
+    </w:p>
+    <w:p>
+      <w:pPr>
+        <w:spacing w:line="240" w:lineRule="auto"/>
+        <w:rPr>
+          <w:sz w:val="20"/>
+          <w:szCs w:val="20"/>
+        </w:rPr>
+      </w:pPr>
+    </w:p>
+    <w:p>
+      <w:pPr>
+        <w:spacing w:after="200" w:line="360" w:lineRule="auto"/>
+        <w:ind w:firstLine="720"/>
+        <w:jc w:val="both"/>
+        <w:rPr>
+          <w:sz w:val="20"/>
+          <w:szCs w:val="20"/>
+        </w:rPr>
+      </w:pPr>
+      <w:r>
+        <w:rPr>
+          <w:sz w:val="20"/>
+          <w:szCs w:val="20"/>
+        </w:rPr>
+        <w:t>Fonte: Elaborado pelo autor (2026).</w:t>
+      </w:r>
+    </w:p>
+    <w:p>
+      <w:pPr>
+        <w:spacing w:after="200" w:line="360" w:lineRule="auto"/>
+        <w:ind w:firstLine="720"/>
+        <w:jc w:val="both"/>
+        <w:rPr>
+          <w:sz w:val="20"/>
+          <w:szCs w:val="20"/>
+        </w:rPr>
+      </w:pPr>
+    </w:p>
+    <w:p>
+      <w:pPr>
+        <w:spacing w:before="200" w:after="200" w:line="360" w:lineRule="auto"/>
+        <w:ind w:firstLine="720"/>
+        <w:jc w:val="both"/>
+        <w:rPr>
+          <w:sz w:val="20"/>
+          <w:szCs w:val="20"/>
+        </w:rPr>
+      </w:pPr>
+      <w:r>
+        <w:rPr>
+          <w:sz w:val="20"/>
+          <w:szCs w:val="20"/>
+        </w:rPr>
+        <w:t>Figura</w:t>
+      </w:r>
+      <w:r>
+        <w:t xml:space="preserve"> </w:t>
+      </w:r>
+      <w:r>
+        <w:rPr>
+          <w:sz w:val="20"/>
+          <w:szCs w:val="20"/>
+        </w:rPr>
+        <w:t>3 – Configuração da tabela Colaborador no MySQL Workbench, com atributos, tipos de dados e restrições.</w:t>
+      </w:r>
+    </w:p>
+    <w:p>
+      <w:pPr>
+        <w:spacing w:line="240" w:lineRule="auto"/>
+        <w:rPr>
+          <w:sz w:val="20"/>
+          <w:szCs w:val="20"/>
+        </w:rPr>
+      </w:pPr>
+      <w:r>
+        <w:rPr>
+          <w:noProof/>
+          <w:sz w:val="20"/>
+          <w:szCs w:val="20"/>
+        </w:rPr>
+        <w:drawing>
+          <wp:inline distT="0" distB="0" distL="0" distR="0" wp14:anchorId="239BB2D8" wp14:editId="5D31C6FC">
+            <wp:extent cx="3960000" cy="2991398"/>
+            <wp:effectExtent l="0" t="0" r="2540" b="0"/>
+            <wp:docPr id="1341710104" name="Imagem 3"/>
+            <wp:cNvGraphicFramePr>
+              <a:graphicFrameLocks xmlns:a="http://schemas.openxmlformats.org/drawingml/2006/main" noChangeAspect="1"/>
+            </wp:cNvGraphicFramePr>
+            <a:graphic xmlns:a="http://schemas.openxmlformats.org/drawingml/2006/main">
+              <a:graphicData uri="http://schemas.openxmlformats.org/drawingml/2006/picture">
+                <pic:pic xmlns:pic="http://schemas.openxmlformats.org/drawingml/2006/picture">
+                  <pic:nvPicPr>
+                    <pic:cNvPr id="0" name="Picture 3"/>
+                    <pic:cNvPicPr>
+                      <a:picLocks noChangeAspect="1" noChangeArrowheads="1"/>
+                    </pic:cNvPicPr>
+                  </pic:nvPicPr>
+                  <pic:blipFill>
+                    <a:blip r:embed="rId16">
+                      <a:extLst>
+                        <a:ext uri="{28A0092B-C50C-407E-A947-70E740481C1C}">
+                          <a14:useLocalDpi xmlns:a14="http://schemas.microsoft.com/office/drawing/2010/main" val="0"/>
+                        </a:ext>
+                      </a:extLst>
+                    </a:blip>
+                    <a:srcRect/>
+                    <a:stretch>
+                      <a:fillRect/>
+                    </a:stretch>
+                  </pic:blipFill>
+                  <pic:spPr bwMode="auto">
+                    <a:xfrm>
+                      <a:off x="0" y="0"/>
+                      <a:ext cx="3960000" cy="2991398"/>
+                    </a:xfrm>
+                    <a:prstGeom prst="rect">
+                      <a:avLst/>
+                    </a:prstGeom>
+                    <a:noFill/>
+                    <a:ln>
+                      <a:noFill/>
+                    </a:ln>
+                  </pic:spPr>
+                </pic:pic>
+              </a:graphicData>
+            </a:graphic>
+          </wp:inline>
+        </w:drawing>
+      </w:r>
+    </w:p>
+    <w:p>
+      <w:pPr>
+        <w:spacing w:line="240" w:lineRule="auto"/>
+        <w:rPr>
+          <w:sz w:val="20"/>
+          <w:szCs w:val="20"/>
+        </w:rPr>
+      </w:pPr>
+    </w:p>
+    <w:p>
+      <w:pPr>
+        <w:spacing w:after="200" w:line="360" w:lineRule="auto"/>
+        <w:ind w:firstLine="720"/>
+        <w:jc w:val="both"/>
+        <w:rPr>
+          <w:sz w:val="20"/>
+          <w:szCs w:val="20"/>
+        </w:rPr>
+      </w:pPr>
+      <w:r>
+        <w:rPr>
+          <w:sz w:val="20"/>
+          <w:szCs w:val="20"/>
+        </w:rPr>
+        <w:t>Fonte: Elaborado pelo autor (2026).</w:t>
+      </w:r>
+    </w:p>
+    <w:p>
+      <w:pPr>
+        <w:spacing w:after="200" w:line="360" w:lineRule="auto"/>
+        <w:ind w:firstLine="720"/>
+        <w:jc w:val="both"/>
+        <w:rPr>
+          <w:sz w:val="20"/>
+          <w:szCs w:val="20"/>
+        </w:rPr>
+      </w:pPr>
+    </w:p>
+    <w:p>
+      <w:pPr>
+        <w:spacing w:before="200" w:after="200" w:line="360" w:lineRule="auto"/>
+        <w:ind w:firstLine="720"/>
+        <w:jc w:val="both"/>
+        <w:rPr>
+          <w:sz w:val="20"/>
+          <w:szCs w:val="20"/>
+        </w:rPr>
+      </w:pPr>
+      <w:r>
+        <w:rPr>
+          <w:sz w:val="20"/>
+          <w:szCs w:val="20"/>
+        </w:rPr>
+        <w:t>Figura</w:t>
+      </w:r>
+      <w:r>
+        <w:t xml:space="preserve"> </w:t>
+      </w:r>
+      <w:r>
+        <w:rPr>
+          <w:sz w:val="20"/>
+          <w:szCs w:val="20"/>
+        </w:rPr>
+        <w:t xml:space="preserve">4 – Configuração da tabela </w:t>
+      </w:r>
+      <w:proofErr w:type="spellStart"/>
+      <w:r>
+        <w:rPr>
+          <w:sz w:val="20"/>
+          <w:szCs w:val="20"/>
+        </w:rPr>
+        <w:t>Emprestimo</w:t>
+      </w:r>
+      <w:proofErr w:type="spellEnd"/>
+      <w:r>
+        <w:rPr>
+          <w:sz w:val="20"/>
+          <w:szCs w:val="20"/>
+        </w:rPr>
+        <w:t xml:space="preserve"> no MySQL Workbench, com atributos, tipos de dados e restrições.</w:t>
+      </w:r>
+    </w:p>
+    <w:p>
+      <w:pPr>
+        <w:spacing w:line="240" w:lineRule="auto"/>
+        <w:rPr>
+          <w:sz w:val="20"/>
+          <w:szCs w:val="20"/>
+        </w:rPr>
+      </w:pPr>
+      <w:r>
+        <w:rPr>
+          <w:noProof/>
+          <w:sz w:val="20"/>
+          <w:szCs w:val="20"/>
+        </w:rPr>
+        <w:drawing>
+          <wp:inline distT="0" distB="0" distL="0" distR="0" wp14:anchorId="557AA8CC" wp14:editId="0DB7AC28">
+            <wp:extent cx="3960000" cy="2991398"/>
+            <wp:effectExtent l="0" t="0" r="2540" b="0"/>
+            <wp:docPr id="1653040937" name="Imagem 4"/>
+            <wp:cNvGraphicFramePr>
+              <a:graphicFrameLocks xmlns:a="http://schemas.openxmlformats.org/drawingml/2006/main" noChangeAspect="1"/>
+            </wp:cNvGraphicFramePr>
+            <a:graphic xmlns:a="http://schemas.openxmlformats.org/drawingml/2006/main">
+              <a:graphicData uri="http://schemas.openxmlformats.org/drawingml/2006/picture">
+                <pic:pic xmlns:pic="http://schemas.openxmlformats.org/drawingml/2006/picture">
+                  <pic:nvPicPr>
+                    <pic:cNvPr id="0" name="Picture 4"/>
+                    <pic:cNvPicPr>
+                      <a:picLocks noChangeAspect="1" noChangeArrowheads="1"/>
+                    </pic:cNvPicPr>
+                  </pic:nvPicPr>
+                  <pic:blipFill>
+                    <a:blip r:embed="rId17">
+                      <a:extLst>
+                        <a:ext uri="{28A0092B-C50C-407E-A947-70E740481C1C}">
+                          <a14:useLocalDpi xmlns:a14="http://schemas.microsoft.com/office/drawing/2010/main" val="0"/>
+                        </a:ext>
+                      </a:extLst>
+                    </a:blip>
+                    <a:srcRect/>
+                    <a:stretch>
+                      <a:fillRect/>
+                    </a:stretch>
+                  </pic:blipFill>
+                  <pic:spPr bwMode="auto">
+                    <a:xfrm>
+                      <a:off x="0" y="0"/>
+                      <a:ext cx="3960000" cy="2991398"/>
+                    </a:xfrm>
+                    <a:prstGeom prst="rect">
+                      <a:avLst/>
+                    </a:prstGeom>
+                    <a:noFill/>
+                    <a:ln>
+                      <a:noFill/>
+                    </a:ln>
+                  </pic:spPr>
+                </pic:pic>
+              </a:graphicData>
+            </a:graphic>
+          </wp:inline>
+        </w:drawing>
+      </w:r>
+    </w:p>
+    <w:p>
+      <w:pPr>
+        <w:spacing w:line="240" w:lineRule="auto"/>
+        <w:rPr>
+          <w:sz w:val="20"/>
+          <w:szCs w:val="20"/>
+        </w:rPr>
+      </w:pPr>
+    </w:p>
+    <w:p>
+      <w:pPr>
+        <w:spacing w:after="200" w:line="360" w:lineRule="auto"/>
+        <w:ind w:firstLine="720"/>
+        <w:jc w:val="both"/>
+        <w:rPr>
+          <w:sz w:val="20"/>
+          <w:szCs w:val="20"/>
+        </w:rPr>
+      </w:pPr>
+      <w:r>
+        <w:rPr>
+          <w:sz w:val="20"/>
+          <w:szCs w:val="20"/>
+        </w:rPr>
+        <w:t>Fonte: Elaborado pelo autor (2026).</w:t>
+      </w:r>
+    </w:p>
+    <w:p>
+      <w:pPr>
+        <w:spacing w:after="200" w:line="360" w:lineRule="auto"/>
+        <w:ind w:firstLine="720"/>
+        <w:jc w:val="both"/>
+        <w:rPr>
+          <w:sz w:val="20"/>
+          <w:szCs w:val="20"/>
+        </w:rPr>
+      </w:pPr>
+    </w:p>
+    <w:p>
+      <w:pPr>
+        <w:spacing w:after="200" w:line="360" w:lineRule="auto"/>
+        <w:ind w:firstLine="720"/>
+        <w:jc w:val="both"/>
+        <w:rPr>
+          <w:sz w:val="20"/>
+          <w:szCs w:val="20"/>
+        </w:rPr>
+      </w:pPr>
+    </w:p>
+    <w:p>
+      <w:pPr>
+        <w:spacing w:after="200" w:line="360" w:lineRule="auto"/>
+        <w:ind w:firstLine="720"/>
+        <w:jc w:val="both"/>
+        <w:rPr>
+          <w:sz w:val="20"/>
+          <w:szCs w:val="20"/>
+        </w:rPr>
+      </w:pPr>
+    </w:p>
+    <w:p>
+      <w:pPr>
+        <w:spacing w:after="200" w:line="360" w:lineRule="auto"/>
+        <w:ind w:firstLine="720"/>
+        <w:jc w:val="both"/>
+        <w:rPr>
+          <w:sz w:val="20"/>
+          <w:szCs w:val="20"/>
+        </w:rPr>
+      </w:pPr>
+    </w:p>
+    <w:p>
+      <w:pPr>
+        <w:spacing w:after="200" w:line="360" w:lineRule="auto"/>
+        <w:ind w:firstLine="720"/>
+        <w:jc w:val="both"/>
+        <w:rPr>
+          <w:sz w:val="20"/>
+          <w:szCs w:val="20"/>
+        </w:rPr>
+      </w:pPr>
+    </w:p>
+    <w:p>
+      <w:pPr>
+        <w:spacing w:after="200" w:line="360" w:lineRule="auto"/>
+        <w:ind w:firstLine="720"/>
+        <w:jc w:val="both"/>
+        <w:rPr>
+          <w:sz w:val="20"/>
+          <w:szCs w:val="20"/>
+        </w:rPr>
+      </w:pPr>
+    </w:p>
+    <w:p>
+      <w:pPr>
+        <w:spacing w:after="200" w:line="360" w:lineRule="auto"/>
+        <w:ind w:firstLine="720"/>
+        <w:jc w:val="both"/>
+        <w:rPr>
+          <w:sz w:val="20"/>
+          <w:szCs w:val="20"/>
+        </w:rPr>
+      </w:pPr>
+    </w:p>
+    <w:p>
+      <w:pPr>
+        <w:spacing w:after="200" w:line="360" w:lineRule="auto"/>
+        <w:ind w:firstLine="720"/>
+        <w:jc w:val="both"/>
+        <w:rPr>
+          <w:sz w:val="20"/>
+          <w:szCs w:val="20"/>
+        </w:rPr>
+      </w:pPr>
+    </w:p>
+    <w:p>
+      <w:pPr>
+        <w:spacing w:after="200" w:line="360" w:lineRule="auto"/>
+        <w:ind w:firstLine="720"/>
+        <w:jc w:val="both"/>
+        <w:rPr>
+          <w:sz w:val="20"/>
+          <w:szCs w:val="20"/>
+        </w:rPr>
+      </w:pPr>
+    </w:p>
+    <w:p>
+      <w:pPr>
+        <w:spacing w:after="200" w:line="360" w:lineRule="auto"/>
+        <w:ind w:firstLine="720"/>
+        <w:jc w:val="both"/>
+        <w:rPr>
+          <w:sz w:val="20"/>
+          <w:szCs w:val="20"/>
+        </w:rPr>
+      </w:pPr>
+    </w:p>
+    <w:p>
+      <w:pPr>
+        <w:spacing w:after="200" w:line="360" w:lineRule="auto"/>
+        <w:ind w:firstLine="720"/>
+        <w:jc w:val="both"/>
+        <w:rPr>
+          <w:sz w:val="20"/>
+          <w:szCs w:val="20"/>
+        </w:rPr>
+      </w:pPr>
+    </w:p>
+    <w:p>
+      <w:pPr>
+        <w:spacing w:after="200" w:line="360" w:lineRule="auto"/>
+        <w:ind w:firstLine="720"/>
+        <w:jc w:val="both"/>
+        <w:rPr>
+          <w:sz w:val="20"/>
+          <w:szCs w:val="20"/>
+        </w:rPr>
+      </w:pPr>
+    </w:p>
+    <w:p>
+      <w:pPr>
+        <w:spacing w:after="200" w:line="360" w:lineRule="auto"/>
+        <w:ind w:firstLine="720"/>
+        <w:jc w:val="both"/>
+        <w:rPr>
+          <w:sz w:val="20"/>
+          <w:szCs w:val="20"/>
+        </w:rPr>
+      </w:pPr>
+    </w:p>
+    <w:p>
+      <w:pPr>
+        <w:spacing w:after="200" w:line="360" w:lineRule="auto"/>
+        <w:ind w:firstLine="720"/>
+        <w:jc w:val="both"/>
+        <w:rPr>
+          <w:sz w:val="20"/>
+          <w:szCs w:val="20"/>
+        </w:rPr>
+      </w:pPr>
+    </w:p>
+    <w:p>
+      <w:pPr>
+        <w:spacing w:after="200" w:line="360" w:lineRule="auto"/>
+        <w:ind w:firstLine="720"/>
+        <w:jc w:val="both"/>
+        <w:rPr>
+          <w:sz w:val="20"/>
+          <w:szCs w:val="20"/>
+        </w:rPr>
+      </w:pPr>
+      <w:r>
+        <w:rPr>
+          <w:sz w:val="20"/>
+          <w:szCs w:val="20"/>
+        </w:rPr>
         <w:t>Tabela</w:t>
       </w:r>
       <w:r>
@@ -3765,7 +4274,6 @@
           <w:sz w:val="20"/>
           <w:szCs w:val="20"/>
         </w:rPr>
-        <w:lastRenderedPageBreak/>
         <w:t>3 – Definição das chaves primárias e estrangeiras:</w:t>
       </w:r>
     </w:p>
@@ -3898,7 +4406,21 @@
           <w:sz w:val="20"/>
           <w:szCs w:val="20"/>
         </w:rPr>
-        <w:t xml:space="preserve">, que </w:t>
+        <w:t xml:space="preserve">, </w:t>
+      </w:r>
+      <w:r>
+        <w:rPr>
+          <w:sz w:val="20"/>
+          <w:szCs w:val="20"/>
+        </w:rPr>
+        <w:t>na</w:t>
+      </w:r>
+      <w:r>
+        <w:rPr>
+          <w:sz w:val="20"/>
+          <w:szCs w:val="20"/>
+        </w:rPr>
+        <w:t xml:space="preserve"> </w:t>
       </w:r>
       <w:r>
         <w:rPr>
@@ -3944,14 +4466,14 @@
           <w:sz w:val="20"/>
           <w:szCs w:val="20"/>
         </w:rPr>
-        <w:t xml:space="preserve">, que </w:t>
-      </w:r>
-      <w:r>
-        <w:rPr>
-          <w:sz w:val="20"/>
-          <w:szCs w:val="20"/>
-        </w:rPr>
-        <w:t>referência</w:t>
+        <w:t xml:space="preserve">, </w:t>
+      </w:r>
+      <w:r>
+        <w:rPr>
+          <w:sz w:val="20"/>
+          <w:szCs w:val="20"/>
+        </w:rPr>
+        <w:t>e</w:t>
       </w:r>
       <w:r>
         <w:rPr>
@@ -3990,14 +4512,14 @@
           <w:sz w:val="20"/>
           <w:szCs w:val="20"/>
         </w:rPr>
-        <w:t xml:space="preserve">, que </w:t>
-      </w:r>
-      <w:r>
-        <w:rPr>
-          <w:sz w:val="20"/>
-          <w:szCs w:val="20"/>
-        </w:rPr>
-        <w:t>referência</w:t>
+        <w:t xml:space="preserve">, </w:t>
+      </w:r>
+      <w:r>
+        <w:rPr>
+          <w:sz w:val="20"/>
+          <w:szCs w:val="20"/>
+        </w:rPr>
+        <w:t>e no</w:t>
       </w:r>
       <w:r>
         <w:rPr>
@@ -4133,6 +4655,40 @@
           <w:szCs w:val="20"/>
         </w:rPr>
       </w:pPr>
+      <w:r>
+        <w:rPr>
+          <w:sz w:val="20"/>
+          <w:szCs w:val="20"/>
+        </w:rPr>
+        <w:t xml:space="preserve">A Figura 5 apresenta a configuração das três chaves estrangeiras da tabela </w:t>
+      </w:r>
+      <w:proofErr w:type="spellStart"/>
+      <w:r>
+        <w:rPr>
+          <w:sz w:val="20"/>
+          <w:szCs w:val="20"/>
+        </w:rPr>
+        <w:t>Emprestimo</w:t>
+      </w:r>
+      <w:proofErr w:type="spellEnd"/>
+      <w:r>
+        <w:rPr>
+          <w:sz w:val="20"/>
+          <w:szCs w:val="20"/>
+        </w:rPr>
+        <w:t xml:space="preserve"> no MySQL Workbench, com as colunas de origem e as respectivas colunas referenciadas.</w:t>
+      </w:r>
+    </w:p>
+    <w:p>
+      <w:pPr>
+        <w:spacing w:after="200" w:line="360" w:lineRule="auto"/>
+        <w:ind w:firstLine="720"/>
+        <w:jc w:val="both"/>
+        <w:rPr>
+          <w:sz w:val="20"/>
+          <w:szCs w:val="20"/>
+        </w:rPr>
+      </w:pPr>
     </w:p>
     <w:p>
       <w:pPr>
@@ -4157,7 +4713,7 @@
           <w:sz w:val="20"/>
           <w:szCs w:val="20"/>
         </w:rPr>
-        <w:t>2</w:t>
+        <w:t>5</w:t>
       </w:r>
       <w:r>
         <w:rPr>
@@ -4171,7 +4727,7 @@
           <w:sz w:val="20"/>
           <w:szCs w:val="20"/>
         </w:rPr>
-        <w:t>Configuração das chaves estrangeiras (</w:t>
+        <w:t xml:space="preserve">Configuração das chaves estrangeiras da tabela </w:t>
       </w:r>
       <w:proofErr w:type="spellStart"/>
       <w:r>
@@ -4179,7 +4735,7 @@
           <w:sz w:val="20"/>
           <w:szCs w:val="20"/>
         </w:rPr>
-        <w:t>Foreign</w:t>
+        <w:t>Emprestimo</w:t>
       </w:r>
       <w:proofErr w:type="spellEnd"/>
       <w:r>
@@ -4187,8 +4743,42 @@
           <w:sz w:val="20"/>
           <w:szCs w:val="20"/>
         </w:rPr>
-        <w:t xml:space="preserve"> Keys) na ferramenta MySQL Workbench</w:t>
-      </w:r>
+        <w:t xml:space="preserve"> no MySQL Workbench, de cima para baixo: </w:t>
+      </w:r>
+      <w:proofErr w:type="spellStart"/>
+      <w:r>
+        <w:rPr>
+          <w:sz w:val="20"/>
+          <w:szCs w:val="20"/>
+        </w:rPr>
+        <w:t>fk_Emprestimo_Aluno</w:t>
+      </w:r>
+      <w:proofErr w:type="spellEnd"/>
+      <w:r>
+        <w:rPr>
+          <w:sz w:val="20"/>
+          <w:szCs w:val="20"/>
+        </w:rPr>
+        <w:t xml:space="preserve">, fk_Emprestimo_Livro1 e </w:t>
+      </w:r>
+      <w:proofErr w:type="spellStart"/>
+      <w:r>
+        <w:rPr>
+          <w:sz w:val="20"/>
+          <w:szCs w:val="20"/>
+        </w:rPr>
+        <w:t>fk_Emprestimo</w:t>
+      </w:r>
+      <w:proofErr w:type="gramStart"/>
+      <w:r>
+        <w:rPr>
+          <w:sz w:val="20"/>
+          <w:szCs w:val="20"/>
+        </w:rPr>
+        <w:t>_Colaborador</w:t>
+      </w:r>
+      <w:proofErr w:type="spellEnd"/>
+      <w:proofErr w:type="gramEnd"/>
       <w:r>
         <w:rPr>
           <w:sz w:val="20"/>
@@ -4213,10 +4803,10 @@
           <w:szCs w:val="20"/>
         </w:rPr>
         <w:drawing>
-          <wp:inline distT="0" distB="0" distL="0" distR="0" wp14:anchorId="61C60EA0" wp14:editId="74C3748C">
-            <wp:extent cx="5400000" cy="3656602"/>
-            <wp:effectExtent l="0" t="0" r="0" b="1270"/>
-            <wp:docPr id="1369868282" name="Imagem 5"/>
+          <wp:inline distT="0" distB="0" distL="0" distR="0" wp14:anchorId="15F50732" wp14:editId="67587789">
+            <wp:extent cx="4788000" cy="3714277"/>
+            <wp:effectExtent l="0" t="0" r="0" b="635"/>
+            <wp:docPr id="718776924" name="Imagem 7"/>
             <wp:cNvGraphicFramePr>
               <a:graphicFrameLocks xmlns:a="http://schemas.openxmlformats.org/drawingml/2006/main" noChangeAspect="1"/>
             </wp:cNvGraphicFramePr>
@@ -4224,13 +4814,13 @@
               <a:graphicData uri="http://schemas.openxmlformats.org/drawingml/2006/picture">
                 <pic:pic xmlns:pic="http://schemas.openxmlformats.org/drawingml/2006/picture">
                   <pic:nvPicPr>
-                    <pic:cNvPr id="0" name="Picture 5"/>
+                    <pic:cNvPr id="0" name="Picture 7"/>
                     <pic:cNvPicPr>
                       <a:picLocks noChangeAspect="1" noChangeArrowheads="1"/>
                     </pic:cNvPicPr>
                   </pic:nvPicPr>
                   <pic:blipFill>
-                    <a:blip r:embed="rId15">
+                    <a:blip r:embed="rId18">
                       <a:extLst>
                         <a:ext uri="{28A0092B-C50C-407E-A947-70E740481C1C}">
                           <a14:useLocalDpi xmlns:a14="http://schemas.microsoft.com/office/drawing/2010/main" val="0"/>
@@ -4245,7 +4835,7 @@
                   <pic:spPr bwMode="auto">
                     <a:xfrm>
                       <a:off x="0" y="0"/>
-                      <a:ext cx="5400000" cy="3656602"/>
+                      <a:ext cx="4788000" cy="3714277"/>
                     </a:xfrm>
                     <a:prstGeom prst="rect">
                       <a:avLst/>
@@ -4282,384 +4872,285 @@
     </w:p>
     <w:p>
       <w:pPr>
+        <w:spacing w:after="200" w:line="360" w:lineRule="auto"/>
+        <w:ind w:firstLine="720"/>
+        <w:jc w:val="both"/>
+        <w:rPr>
+          <w:sz w:val="20"/>
+          <w:szCs w:val="20"/>
+        </w:rPr>
+      </w:pPr>
+      <w:r>
+        <w:rPr>
+          <w:b/>
+          <w:bCs/>
+          <w:sz w:val="20"/>
+          <w:szCs w:val="20"/>
+        </w:rPr>
+        <w:lastRenderedPageBreak/>
+        <w:t>4 – Definição dos relacionamentos:</w:t>
+      </w:r>
+    </w:p>
+    <w:p>
+      <w:pPr>
+        <w:spacing w:after="200" w:line="360" w:lineRule="auto"/>
+        <w:ind w:firstLine="720"/>
+        <w:jc w:val="both"/>
+        <w:rPr>
+          <w:sz w:val="20"/>
+          <w:szCs w:val="20"/>
+        </w:rPr>
+      </w:pPr>
+      <w:r>
+        <w:rPr>
+          <w:sz w:val="20"/>
+          <w:szCs w:val="20"/>
+        </w:rPr>
+        <w:t xml:space="preserve">Aluno e </w:t>
+      </w:r>
+      <w:proofErr w:type="spellStart"/>
+      <w:r>
+        <w:rPr>
+          <w:sz w:val="20"/>
+          <w:szCs w:val="20"/>
+        </w:rPr>
+        <w:t>Emprestimo</w:t>
+      </w:r>
+      <w:proofErr w:type="spellEnd"/>
+      <w:r>
+        <w:rPr>
+          <w:sz w:val="20"/>
+          <w:szCs w:val="20"/>
+        </w:rPr>
+        <w:t>: um aluno pode realizar vários empréstimos, mas cada empréstimo pertence a um único aluno (1:N).</w:t>
+      </w:r>
+    </w:p>
+    <w:p>
+      <w:pPr>
+        <w:spacing w:after="200" w:line="360" w:lineRule="auto"/>
+        <w:ind w:firstLine="720"/>
+        <w:jc w:val="both"/>
+        <w:rPr>
+          <w:sz w:val="20"/>
+          <w:szCs w:val="20"/>
+        </w:rPr>
+      </w:pPr>
+      <w:r>
+        <w:rPr>
+          <w:sz w:val="20"/>
+          <w:szCs w:val="20"/>
+        </w:rPr>
+        <w:t xml:space="preserve">Livro e </w:t>
+      </w:r>
+      <w:proofErr w:type="spellStart"/>
+      <w:r>
+        <w:rPr>
+          <w:sz w:val="20"/>
+          <w:szCs w:val="20"/>
+        </w:rPr>
+        <w:t>Emprestimo</w:t>
+      </w:r>
+      <w:proofErr w:type="spellEnd"/>
+      <w:r>
+        <w:rPr>
+          <w:sz w:val="20"/>
+          <w:szCs w:val="20"/>
+        </w:rPr>
+        <w:t>: um livro pode estar em vários empréstimos ao longo do tempo, mas cada empréstimo se refere a um único livro (1:N).</w:t>
+      </w:r>
+    </w:p>
+    <w:p>
+      <w:pPr>
+        <w:spacing w:after="200" w:line="360" w:lineRule="auto"/>
+        <w:ind w:firstLine="720"/>
+        <w:jc w:val="both"/>
+        <w:rPr>
+          <w:sz w:val="20"/>
+          <w:szCs w:val="20"/>
+        </w:rPr>
+      </w:pPr>
+      <w:r>
+        <w:rPr>
+          <w:sz w:val="20"/>
+          <w:szCs w:val="20"/>
+        </w:rPr>
+        <w:t xml:space="preserve">Colaborador e </w:t>
+      </w:r>
+      <w:proofErr w:type="spellStart"/>
+      <w:r>
+        <w:rPr>
+          <w:sz w:val="20"/>
+          <w:szCs w:val="20"/>
+        </w:rPr>
+        <w:t>Emprestimo</w:t>
+      </w:r>
+      <w:proofErr w:type="spellEnd"/>
+      <w:r>
+        <w:rPr>
+          <w:sz w:val="20"/>
+          <w:szCs w:val="20"/>
+        </w:rPr>
+        <w:t>: um colaborador pode registrar vários empréstimos, mas cada empréstimo é registrado por um único colaborador (1:N).</w:t>
+      </w:r>
+    </w:p>
+    <w:p>
+      <w:pPr>
+        <w:spacing w:after="200" w:line="360" w:lineRule="auto"/>
+        <w:ind w:firstLine="720"/>
+        <w:jc w:val="both"/>
+        <w:rPr>
+          <w:sz w:val="20"/>
+          <w:szCs w:val="20"/>
+        </w:rPr>
+      </w:pPr>
+    </w:p>
+    <w:p>
+      <w:pPr>
+        <w:spacing w:after="200" w:line="360" w:lineRule="auto"/>
+        <w:ind w:firstLine="720"/>
+        <w:jc w:val="both"/>
+        <w:rPr>
+          <w:sz w:val="20"/>
+          <w:szCs w:val="20"/>
+        </w:rPr>
+      </w:pPr>
+      <w:r>
+        <w:rPr>
+          <w:b/>
+          <w:bCs/>
+          <w:sz w:val="20"/>
+          <w:szCs w:val="20"/>
+        </w:rPr>
+        <w:t>5 – Elaboração do DER no MySQL Workbench:</w:t>
+      </w:r>
+    </w:p>
+    <w:p>
+      <w:pPr>
+        <w:spacing w:after="200" w:line="360" w:lineRule="auto"/>
+        <w:ind w:firstLine="720"/>
+        <w:jc w:val="both"/>
+        <w:rPr>
+          <w:sz w:val="20"/>
+          <w:szCs w:val="20"/>
+        </w:rPr>
+      </w:pPr>
+      <w:r>
+        <w:rPr>
+          <w:sz w:val="20"/>
+          <w:szCs w:val="20"/>
+        </w:rPr>
+        <w:t>Iniciei o MySQL Workbench e criei um novo modelo (File &gt; New Model). Em Model Overview, adicionei um diagrama (</w:t>
+      </w:r>
+      <w:proofErr w:type="spellStart"/>
+      <w:r>
+        <w:rPr>
+          <w:sz w:val="20"/>
+          <w:szCs w:val="20"/>
+        </w:rPr>
+        <w:t>Add</w:t>
+      </w:r>
+      <w:proofErr w:type="spellEnd"/>
+      <w:r>
+        <w:rPr>
+          <w:sz w:val="20"/>
+          <w:szCs w:val="20"/>
+        </w:rPr>
+        <w:t xml:space="preserve"> </w:t>
+      </w:r>
+      <w:proofErr w:type="spellStart"/>
+      <w:r>
+        <w:rPr>
+          <w:sz w:val="20"/>
+          <w:szCs w:val="20"/>
+        </w:rPr>
+        <w:t>Diagram</w:t>
+      </w:r>
+      <w:proofErr w:type="spellEnd"/>
+      <w:r>
+        <w:rPr>
+          <w:sz w:val="20"/>
+          <w:szCs w:val="20"/>
+        </w:rPr>
+        <w:t xml:space="preserve">), que abre a área de edição do EER </w:t>
+      </w:r>
+      <w:proofErr w:type="spellStart"/>
+      <w:r>
+        <w:rPr>
+          <w:sz w:val="20"/>
+          <w:szCs w:val="20"/>
+        </w:rPr>
+        <w:t>Diagram</w:t>
+      </w:r>
+      <w:proofErr w:type="spellEnd"/>
+      <w:r>
+        <w:rPr>
+          <w:sz w:val="20"/>
+          <w:szCs w:val="20"/>
+        </w:rPr>
+        <w:t xml:space="preserve">. Em seguida, criei as quatro tabelas com seus atributos, tipos de dados e chaves e utilizei o relacionamento 1:n para ligar a tabela </w:t>
+      </w:r>
+      <w:proofErr w:type="spellStart"/>
+      <w:r>
+        <w:rPr>
+          <w:sz w:val="20"/>
+          <w:szCs w:val="20"/>
+        </w:rPr>
+        <w:t>Emprestimo</w:t>
+      </w:r>
+      <w:proofErr w:type="spellEnd"/>
+      <w:r>
+        <w:rPr>
+          <w:sz w:val="20"/>
+          <w:szCs w:val="20"/>
+        </w:rPr>
+        <w:t xml:space="preserve"> às demais. Por fim, renomeei o </w:t>
+      </w:r>
+      <w:proofErr w:type="spellStart"/>
+      <w:r>
+        <w:rPr>
+          <w:sz w:val="20"/>
+          <w:szCs w:val="20"/>
+        </w:rPr>
+        <w:t>sch</w:t>
+      </w:r>
+      <w:r>
+        <w:rPr>
+          <w:sz w:val="20"/>
+          <w:szCs w:val="20"/>
+        </w:rPr>
+        <w:t>ema</w:t>
+      </w:r>
+      <w:proofErr w:type="spellEnd"/>
+      <w:r>
+        <w:rPr>
+          <w:sz w:val="20"/>
+          <w:szCs w:val="20"/>
+        </w:rPr>
+        <w:t xml:space="preserve"> para biblioteca, salvei o modelo (.</w:t>
+      </w:r>
+      <w:proofErr w:type="spellStart"/>
+      <w:r>
+        <w:rPr>
+          <w:sz w:val="20"/>
+          <w:szCs w:val="20"/>
+        </w:rPr>
+        <w:t>mwb</w:t>
+      </w:r>
+      <w:proofErr w:type="spellEnd"/>
+      <w:r>
+        <w:rPr>
+          <w:sz w:val="20"/>
+          <w:szCs w:val="20"/>
+        </w:rPr>
+        <w:t>) e exportei o diagrama como imagem PNG.</w:t>
+      </w:r>
+    </w:p>
+    <w:p>
+      <w:pPr>
         <w:spacing w:before="200" w:after="200" w:line="360" w:lineRule="auto"/>
         <w:ind w:firstLine="720"/>
         <w:jc w:val="both"/>
         <w:rPr>
-          <w:sz w:val="20"/>
-          <w:szCs w:val="20"/>
-        </w:rPr>
-      </w:pPr>
-    </w:p>
-    <w:p>
-      <w:pPr>
-        <w:spacing w:after="200" w:line="360" w:lineRule="auto"/>
-        <w:jc w:val="both"/>
-        <w:rPr>
-          <w:sz w:val="20"/>
-          <w:szCs w:val="20"/>
-        </w:rPr>
-      </w:pPr>
-    </w:p>
-    <w:p>
-      <w:pPr>
-        <w:spacing w:after="200" w:line="360" w:lineRule="auto"/>
-        <w:ind w:firstLine="720"/>
-        <w:jc w:val="both"/>
-        <w:rPr>
-          <w:sz w:val="20"/>
-          <w:szCs w:val="20"/>
-        </w:rPr>
-      </w:pPr>
-      <w:r>
-        <w:rPr>
-          <w:b/>
-          <w:bCs/>
-          <w:sz w:val="20"/>
-          <w:szCs w:val="20"/>
-        </w:rPr>
-        <w:lastRenderedPageBreak/>
-        <w:t>4 – Definição dos relacionamentos:</w:t>
-      </w:r>
-    </w:p>
-    <w:p>
-      <w:pPr>
-        <w:spacing w:after="200" w:line="360" w:lineRule="auto"/>
-        <w:ind w:firstLine="720"/>
-        <w:jc w:val="both"/>
-        <w:rPr>
-          <w:sz w:val="20"/>
-          <w:szCs w:val="20"/>
-        </w:rPr>
-      </w:pPr>
-      <w:r>
-        <w:rPr>
-          <w:sz w:val="20"/>
-          <w:szCs w:val="20"/>
-        </w:rPr>
-        <w:t xml:space="preserve">Aluno e </w:t>
-      </w:r>
-      <w:proofErr w:type="spellStart"/>
-      <w:r>
-        <w:rPr>
-          <w:sz w:val="20"/>
-          <w:szCs w:val="20"/>
-        </w:rPr>
-        <w:t>Emprestimo</w:t>
-      </w:r>
-      <w:proofErr w:type="spellEnd"/>
-      <w:r>
-        <w:rPr>
-          <w:sz w:val="20"/>
-          <w:szCs w:val="20"/>
-        </w:rPr>
-        <w:t>: um aluno pode realizar vários empréstimos, mas cada empréstimo pertence a um único aluno (1:N).</w:t>
-      </w:r>
-    </w:p>
-    <w:p>
-      <w:pPr>
-        <w:spacing w:after="200" w:line="360" w:lineRule="auto"/>
-        <w:ind w:firstLine="720"/>
-        <w:jc w:val="both"/>
-        <w:rPr>
-          <w:sz w:val="20"/>
-          <w:szCs w:val="20"/>
-        </w:rPr>
-      </w:pPr>
-      <w:r>
-        <w:rPr>
-          <w:sz w:val="20"/>
-          <w:szCs w:val="20"/>
-        </w:rPr>
-        <w:t xml:space="preserve">Livro e </w:t>
-      </w:r>
-      <w:proofErr w:type="spellStart"/>
-      <w:r>
-        <w:rPr>
-          <w:sz w:val="20"/>
-          <w:szCs w:val="20"/>
-        </w:rPr>
-        <w:t>Emprestimo</w:t>
-      </w:r>
-      <w:proofErr w:type="spellEnd"/>
-      <w:r>
-        <w:rPr>
-          <w:sz w:val="20"/>
-          <w:szCs w:val="20"/>
-        </w:rPr>
-        <w:t>: um livro pode estar em vários empréstimos ao longo do tempo, mas cada empréstimo se refere a um único livro (1:N).</w:t>
-      </w:r>
-    </w:p>
-    <w:p>
-      <w:pPr>
-        <w:spacing w:after="200" w:line="360" w:lineRule="auto"/>
-        <w:ind w:firstLine="720"/>
-        <w:jc w:val="both"/>
-        <w:rPr>
-          <w:sz w:val="20"/>
-          <w:szCs w:val="20"/>
-        </w:rPr>
-      </w:pPr>
-      <w:r>
-        <w:rPr>
-          <w:sz w:val="20"/>
-          <w:szCs w:val="20"/>
-        </w:rPr>
-        <w:t xml:space="preserve">Colaborador e </w:t>
-      </w:r>
-      <w:proofErr w:type="spellStart"/>
-      <w:r>
-        <w:rPr>
-          <w:sz w:val="20"/>
-          <w:szCs w:val="20"/>
-        </w:rPr>
-        <w:t>Emprestimo</w:t>
-      </w:r>
-      <w:proofErr w:type="spellEnd"/>
-      <w:r>
-        <w:rPr>
-          <w:sz w:val="20"/>
-          <w:szCs w:val="20"/>
-        </w:rPr>
-        <w:t>: um colaborador pode registrar vários empréstimos, mas cada empréstimo é registrado por um único colaborador (1:N).</w:t>
-      </w:r>
-    </w:p>
-    <w:p>
-      <w:pPr>
-        <w:spacing w:after="200" w:line="360" w:lineRule="auto"/>
-        <w:ind w:firstLine="720"/>
-        <w:jc w:val="both"/>
-        <w:rPr>
-          <w:sz w:val="20"/>
-          <w:szCs w:val="20"/>
-        </w:rPr>
-      </w:pPr>
-    </w:p>
-    <w:p>
-      <w:pPr>
-        <w:spacing w:after="200" w:line="360" w:lineRule="auto"/>
-        <w:ind w:firstLine="720"/>
-        <w:jc w:val="both"/>
-        <w:rPr>
-          <w:sz w:val="20"/>
-          <w:szCs w:val="20"/>
-        </w:rPr>
-      </w:pPr>
-      <w:r>
-        <w:rPr>
-          <w:b/>
-          <w:bCs/>
-          <w:sz w:val="20"/>
-          <w:szCs w:val="20"/>
-        </w:rPr>
-        <w:t>5 – Elaboração do DER no MySQL Workbench:</w:t>
-      </w:r>
-    </w:p>
-    <w:p>
-      <w:pPr>
-        <w:spacing w:after="200" w:line="360" w:lineRule="auto"/>
-        <w:ind w:firstLine="720"/>
-        <w:jc w:val="both"/>
-        <w:rPr>
-          <w:sz w:val="20"/>
-          <w:szCs w:val="20"/>
-        </w:rPr>
-      </w:pPr>
-      <w:r>
-        <w:rPr>
-          <w:sz w:val="20"/>
-          <w:szCs w:val="20"/>
-        </w:rPr>
-        <w:t>Iniciei o MySQL Workbench e criei um novo modelo (File &gt; New Model). Em Model Overview, adicionei um diagrama (</w:t>
-      </w:r>
-      <w:proofErr w:type="spellStart"/>
-      <w:r>
-        <w:rPr>
-          <w:sz w:val="20"/>
-          <w:szCs w:val="20"/>
-        </w:rPr>
-        <w:t>Add</w:t>
-      </w:r>
-      <w:proofErr w:type="spellEnd"/>
-      <w:r>
-        <w:rPr>
-          <w:sz w:val="20"/>
-          <w:szCs w:val="20"/>
-        </w:rPr>
-        <w:t xml:space="preserve"> </w:t>
-      </w:r>
-      <w:proofErr w:type="spellStart"/>
-      <w:r>
-        <w:rPr>
-          <w:sz w:val="20"/>
-          <w:szCs w:val="20"/>
-        </w:rPr>
-        <w:t>Diagram</w:t>
-      </w:r>
-      <w:proofErr w:type="spellEnd"/>
-      <w:r>
-        <w:rPr>
-          <w:sz w:val="20"/>
-          <w:szCs w:val="20"/>
-        </w:rPr>
-        <w:t xml:space="preserve">), que abre a área de edição do EER </w:t>
-      </w:r>
-      <w:proofErr w:type="spellStart"/>
-      <w:r>
-        <w:rPr>
-          <w:sz w:val="20"/>
-          <w:szCs w:val="20"/>
-        </w:rPr>
-        <w:t>Diagram</w:t>
-      </w:r>
-      <w:proofErr w:type="spellEnd"/>
-      <w:r>
-        <w:rPr>
-          <w:sz w:val="20"/>
-          <w:szCs w:val="20"/>
-        </w:rPr>
-        <w:t xml:space="preserve">. Em seguida, criei as quatro tabelas com seus atributos, tipos de dados e chaves e utilizei o relacionamento 1:n para ligar a tabela </w:t>
-      </w:r>
-      <w:proofErr w:type="spellStart"/>
-      <w:r>
-        <w:rPr>
-          <w:sz w:val="20"/>
-          <w:szCs w:val="20"/>
-        </w:rPr>
-        <w:t>Emprestimo</w:t>
-      </w:r>
-      <w:proofErr w:type="spellEnd"/>
-      <w:r>
-        <w:rPr>
-          <w:sz w:val="20"/>
-          <w:szCs w:val="20"/>
-        </w:rPr>
-        <w:t xml:space="preserve"> às demais. Por fim, renomeei o </w:t>
-      </w:r>
-      <w:proofErr w:type="spellStart"/>
-      <w:r>
-        <w:rPr>
-          <w:sz w:val="20"/>
-          <w:szCs w:val="20"/>
-        </w:rPr>
-        <w:t>sch</w:t>
-      </w:r>
-      <w:r>
-        <w:rPr>
-          <w:sz w:val="20"/>
-          <w:szCs w:val="20"/>
-        </w:rPr>
-        <w:t>ema</w:t>
-      </w:r>
-      <w:proofErr w:type="spellEnd"/>
-      <w:r>
-        <w:rPr>
-          <w:sz w:val="20"/>
-          <w:szCs w:val="20"/>
-        </w:rPr>
-        <w:t xml:space="preserve"> para biblioteca, salvei o modelo (.</w:t>
-      </w:r>
-      <w:proofErr w:type="spellStart"/>
-      <w:r>
-        <w:rPr>
-          <w:sz w:val="20"/>
-          <w:szCs w:val="20"/>
-        </w:rPr>
-        <w:t>mwb</w:t>
-      </w:r>
-      <w:proofErr w:type="spellEnd"/>
-      <w:r>
-        <w:rPr>
-          <w:sz w:val="20"/>
-          <w:szCs w:val="20"/>
-        </w:rPr>
-        <w:t>) e exportei o diagrama como imagem PNG.</w:t>
-      </w:r>
-    </w:p>
-    <w:p>
-      <w:pPr>
-        <w:spacing w:after="200" w:line="360" w:lineRule="auto"/>
-        <w:ind w:firstLine="720"/>
-        <w:jc w:val="both"/>
-        <w:rPr>
-          <w:sz w:val="20"/>
-          <w:szCs w:val="20"/>
-        </w:rPr>
-      </w:pPr>
-      <w:r>
-        <w:rPr>
-          <w:sz w:val="20"/>
-          <w:szCs w:val="20"/>
-        </w:rPr>
-        <w:t>Link para download do arquivo (.</w:t>
-      </w:r>
-      <w:proofErr w:type="spellStart"/>
-      <w:r>
-        <w:rPr>
-          <w:sz w:val="20"/>
-          <w:szCs w:val="20"/>
-        </w:rPr>
-        <w:t>mwb</w:t>
-      </w:r>
-      <w:proofErr w:type="spellEnd"/>
-      <w:r>
-        <w:rPr>
-          <w:sz w:val="20"/>
-          <w:szCs w:val="20"/>
-        </w:rPr>
-        <w:t>) no repositório do GitHub, juntamente com todo o material usado na construção deste trabalho.</w:t>
-      </w:r>
-    </w:p>
-    <w:p>
-      <w:pPr>
-        <w:spacing w:after="200" w:line="360" w:lineRule="auto"/>
-        <w:ind w:firstLine="720"/>
-        <w:jc w:val="both"/>
-        <w:rPr>
-          <w:sz w:val="20"/>
-          <w:szCs w:val="20"/>
-        </w:rPr>
-      </w:pPr>
-      <w:r>
-        <w:rPr>
-          <w:sz w:val="20"/>
-          <w:szCs w:val="20"/>
-        </w:rPr>
-        <w:t xml:space="preserve">Link: </w:t>
-      </w:r>
-      <w:hyperlink r:id="rId16" w:history="1">
-        <w:r>
-          <w:rPr>
-            <w:rStyle w:val="Hyperlink"/>
-            <w:sz w:val="20"/>
-            <w:szCs w:val="20"/>
-          </w:rPr>
-          <w:t>https://github.com/allas-amk/portfolio_modelagem_de_d</w:t>
-        </w:r>
-        <w:r>
-          <w:rPr>
-            <w:rStyle w:val="Hyperlink"/>
-            <w:sz w:val="20"/>
-            <w:szCs w:val="20"/>
-          </w:rPr>
-          <w:t>a</w:t>
-        </w:r>
-        <w:r>
-          <w:rPr>
-            <w:rStyle w:val="Hyperlink"/>
-            <w:sz w:val="20"/>
-            <w:szCs w:val="20"/>
-          </w:rPr>
-          <w:t>dos</w:t>
-        </w:r>
-      </w:hyperlink>
-    </w:p>
-    <w:p>
-      <w:pPr>
-        <w:spacing w:before="200" w:after="200" w:line="360" w:lineRule="auto"/>
-        <w:ind w:firstLine="720"/>
-        <w:jc w:val="both"/>
-        <w:rPr>
           <w:noProof/>
           <w:sz w:val="20"/>
           <w:szCs w:val="20"/>
@@ -4677,7 +5168,7 @@
           <w:sz w:val="20"/>
           <w:szCs w:val="20"/>
         </w:rPr>
-        <w:t>3</w:t>
+        <w:t>6</w:t>
       </w:r>
       <w:r>
         <w:rPr>
@@ -4733,7 +5224,7 @@
                     </pic:cNvPicPr>
                   </pic:nvPicPr>
                   <pic:blipFill>
-                    <a:blip r:embed="rId17">
+                    <a:blip r:embed="rId19">
                       <a:extLst>
                         <a:ext uri="{28A0092B-C50C-407E-A947-70E740481C1C}">
                           <a14:useLocalDpi xmlns:a14="http://schemas.microsoft.com/office/drawing/2010/main" val="0"/>
@@ -4785,9 +5276,71 @@
     </w:p>
     <w:p>
       <w:pPr>
+        <w:spacing w:after="200" w:line="360" w:lineRule="auto"/>
+        <w:ind w:firstLine="720"/>
+        <w:jc w:val="both"/>
+        <w:rPr>
+          <w:sz w:val="20"/>
+          <w:szCs w:val="20"/>
+        </w:rPr>
+      </w:pPr>
+      <w:r>
+        <w:rPr>
+          <w:sz w:val="20"/>
+          <w:szCs w:val="20"/>
+        </w:rPr>
+        <w:t>Link para download do arquivo (.</w:t>
+      </w:r>
+      <w:proofErr w:type="spellStart"/>
+      <w:r>
+        <w:rPr>
+          <w:sz w:val="20"/>
+          <w:szCs w:val="20"/>
+        </w:rPr>
+        <w:t>mwb</w:t>
+      </w:r>
+      <w:proofErr w:type="spellEnd"/>
+      <w:r>
+        <w:rPr>
+          <w:sz w:val="20"/>
+          <w:szCs w:val="20"/>
+        </w:rPr>
+        <w:t>) no repositório do GitHub, juntamente com todo o material usado na construção deste trabalho.</w:t>
+      </w:r>
+    </w:p>
+    <w:p>
+      <w:pPr>
+        <w:spacing w:after="200" w:line="360" w:lineRule="auto"/>
+        <w:ind w:firstLine="720"/>
+        <w:jc w:val="both"/>
+        <w:rPr>
+          <w:sz w:val="20"/>
+          <w:szCs w:val="20"/>
+        </w:rPr>
+      </w:pPr>
+      <w:r>
+        <w:rPr>
+          <w:sz w:val="20"/>
+          <w:szCs w:val="20"/>
+        </w:rPr>
+        <w:t xml:space="preserve">Link: </w:t>
+      </w:r>
+      <w:hyperlink r:id="rId20" w:history="1">
+        <w:r>
+          <w:rPr>
+            <w:rStyle w:val="Hyperlink"/>
+            <w:sz w:val="20"/>
+            <w:szCs w:val="20"/>
+          </w:rPr>
+          <w:t>https://github.com/allas-amk/portfolio_modelagem_de_dados</w:t>
+        </w:r>
+      </w:hyperlink>
+    </w:p>
+    <w:p>
+      <w:pPr>
         <w:pStyle w:val="Ttulo1"/>
       </w:pPr>
-      <w:bookmarkStart w:id="4" w:name="_Toc243839876"/>
+      <w:bookmarkStart w:id="4" w:name="_Toc243845369"/>
       <w:r>
         <w:lastRenderedPageBreak/>
         <w:t xml:space="preserve">3 </w:t>
@@ -4938,7 +5491,7 @@
           <w:sz w:val="20"/>
           <w:szCs w:val="20"/>
         </w:rPr>
-        <w:t>3</w:t>
+        <w:t>6</w:t>
       </w:r>
       <w:r>
         <w:rPr>
@@ -4971,7 +5524,7 @@
           <w:sz w:val="20"/>
           <w:szCs w:val="20"/>
         </w:rPr>
-        <w:t>4</w:t>
+        <w:t>7</w:t>
       </w:r>
       <w:r>
         <w:rPr>
@@ -5020,7 +5573,7 @@
                     </pic:cNvPicPr>
                   </pic:nvPicPr>
                   <pic:blipFill rotWithShape="1">
-                    <a:blip r:embed="rId18" cstate="print">
+                    <a:blip r:embed="rId21" cstate="print">
                       <a:extLst>
                         <a:ext uri="{28A0092B-C50C-407E-A947-70E740481C1C}">
                           <a14:useLocalDpi xmlns:a14="http://schemas.microsoft.com/office/drawing/2010/main" val="0"/>
@@ -5579,7 +6132,7 @@
         <w:pStyle w:val="Ttulo1"/>
       </w:pPr>
       <w:bookmarkStart w:id="5" w:name="_yqnaozxloq0z" w:colFirst="0" w:colLast="0"/>
-      <w:bookmarkStart w:id="6" w:name="_Toc243839877"/>
+      <w:bookmarkStart w:id="6" w:name="_Toc243845370"/>
       <w:bookmarkEnd w:id="5"/>
       <w:r>
         <w:lastRenderedPageBreak/>
@@ -5825,7 +6378,7 @@
         </w:rPr>
       </w:pPr>
       <w:bookmarkStart w:id="8" w:name="_e5583h1813gb" w:colFirst="0" w:colLast="0"/>
-      <w:bookmarkStart w:id="9" w:name="_Toc243839878"/>
+      <w:bookmarkStart w:id="9" w:name="_Toc243845371"/>
       <w:bookmarkEnd w:id="8"/>
       <w:r>
         <w:lastRenderedPageBreak/>
@@ -6009,7 +6562,7 @@
         </w:rPr>
         <w:t xml:space="preserve">. Disponível em: </w:t>
       </w:r>
-      <w:hyperlink r:id="rId19" w:tgtFrame="_blank" w:history="1">
+      <w:hyperlink r:id="rId22" w:tgtFrame="_blank" w:history="1">
         <w:r>
           <w:rPr>
             <w:rStyle w:val="Hyperlink"/>
@@ -6032,7 +6585,7 @@
         <w:pStyle w:val="Ttulo1"/>
         <w:pageBreakBefore/>
       </w:pPr>
-      <w:bookmarkStart w:id="10" w:name="_Toc243839879"/>
+      <w:bookmarkStart w:id="10" w:name="_Toc243845372"/>
       <w:r>
         <w:lastRenderedPageBreak/>
         <w:t>APÊNDICE A – SCRIPT SQL DO MODELO</w:t>
@@ -9061,7 +9614,7 @@
     <w:p/>
     <w:p/>
     <w:sectPr>
-      <w:headerReference w:type="default" r:id="rId20"/>
+      <w:headerReference w:type="default" r:id="rId23"/>
       <w:pgSz w:w="11909" w:h="16834"/>
       <w:pgMar w:top="1440" w:right="1440" w:bottom="1440" w:left="1440" w:header="720" w:footer="720" w:gutter="0"/>
       <w:pgNumType w:start="4"/>
